--- a/_inbox/PDI/01-orquestracao-corporativa-n8n/atividade-3-payloads-pesados-nos-customizados/7-apresentacao/pdi-nos-customizados-n8n-a3.docx
+++ b/_inbox/PDI/01-orquestracao-corporativa-n8n/atividade-3-payloads-pesados-nos-customizados/7-apresentacao/pdi-nos-customizados-n8n-a3.docx
@@ -61,7 +61,7 @@
           <w:color w:val="495560"/>
           <w:sz w:val="22"/>
         </w:rPr>
-        <w:t>Unidade: FV Marketing / V4 Company — Automação &amp; Infraestrutura</w:t>
+        <w:t>Unidade: FV Marketing / V4 Company: Automação &amp; Infraestrutura</w:t>
         <w:br/>
       </w:r>
       <w:r>
@@ -107,7 +107,7 @@
     </w:p>
     <w:p>
       <w:r>
-        <w:t>Os pipelines n8n da V4 Company (SDR IA e MarTech) processam payloads cada vez maiores — listas de leads, sincronizações de CRM, importações em massa. Os nós Code que fazem esse trabalho foram escritos como "um nó que faz tudo": carregam o payload inteiro em memória, re-parseiam JSON a cada etapa, percorrem listas com complexidade O(n²) e repetem a mesma lógica entre dezenas de workflows. Três problemas estruturais motivam este PDI:</w:t>
+        <w:t>Os pipelines n8n da V4 Company (SDR IA e MarTech) processam payloads cada vez maiores: listas de leads, sincronizações de CRM, importações em massa. Os nós Code que fazem esse trabalho foram escritos como "um nó que faz tudo": carregam o payload inteiro em memória, re-parseiam JSON a cada etapa, percorrem listas com complexidade O(n²) e repetem a mesma lógica entre dezenas de workflows. Três problemas estruturais motivam este PDI:</w:t>
       </w:r>
     </w:p>
     <w:p>
@@ -115,7 +115,7 @@
         <w:pStyle w:val="ListBullet"/>
       </w:pPr>
       <w:r>
-        <w:t>Payloads pesados estouram a instância — 100k+ itens com map().filter() encadeado e { ...item } por iteração geram OOM e event loop bloqueado.</w:t>
+        <w:t>Payloads pesados estouram a instância: 100k+ itens com map().filter() encadeado e { ...item } por iteração geram OOM e event loop bloqueado.</w:t>
       </w:r>
     </w:p>
     <w:p>
@@ -123,7 +123,7 @@
         <w:pStyle w:val="ListBullet"/>
       </w:pPr>
       <w:r>
-        <w:t>Parse e complexidade desperdiçados — JSON.parse dentro de loops e buscas por item (.find, indexOf) viram O(n²).</w:t>
+        <w:t>Parse e complexidade desperdiçados: JSON.parse dentro de loops e buscas por item (.find, indexOf) viram O(n²).</w:t>
       </w:r>
     </w:p>
     <w:p>
@@ -131,7 +131,7 @@
         <w:pStyle w:val="ListBullet"/>
       </w:pPr>
       <w:r>
-        <w:t>Lógica duplicada e sem padrão — o mesmo transform copiado entre workflows, expressões inline difíceis de manter e nenhuma biblioteca compartilhada.</w:t>
+        <w:t>Lógica duplicada e sem padrão: o mesmo transform copiado entre workflows, expressões inline difíceis de manter e nenhuma biblioteca compartilhada.</w:t>
       </w:r>
     </w:p>
     <w:p>
@@ -158,7 +158,7 @@
     </w:p>
     <w:p>
       <w:r>
-        <w:t>Não existe uma camada padrão de transformação no n8n da V4. Cada nó Code reinventa a roda — e a forma "mais fácil de escrever" é a mais cara de rodar. O resultado é o sintoma já visto na atividade 1 (ADPLAN: JS timeout de 25 min) e na atividade 2 (payload pesado sem processamento incremental).</w:t>
+        <w:t>Não existe uma camada padrão de transformação no n8n da V4. Cada nó Code reinventa a roda: e a forma "mais fácil de escrever" é a mais cara de rodar. O resultado é o sintoma já visto na atividade 1 (ADPLAN: JS timeout de 25 min) e na atividade 2 (payload pesado sem processamento incremental).</w:t>
       </w:r>
     </w:p>
     <w:p>
@@ -531,7 +531,7 @@
     </w:tbl>
     <w:p>
       <w:r>
-        <w:t>Escala: o mesmo fluxo que processa 10 itens processa 100k — o chunking streaming e o dedupe O(n) garantem memória controlada e event loop livre.</w:t>
+        <w:t>Escala: o mesmo fluxo que processa 10 itens processa 100k: o chunking streaming e o dedupe O(n) garantem memória controlada e event loop livre.</w:t>
       </w:r>
     </w:p>
     <w:p>
@@ -547,7 +547,7 @@
     </w:p>
     <w:p>
       <w:r>
-        <w:t>O mesmo payload de 100 mil itens custa bilhões de operações no padrão antigo (O(n²)) e poucas centenas de milhares no novo (O(n)) — e a memória acompanha. Chunking streaming mantém o pico de memória constante: o payload inteiro nunca fica residente.</w:t>
+        <w:t>O mesmo payload de 100 mil itens custa bilhões de operações no padrão antigo (O(n²)) e poucas centenas de milhares no novo (O(n)): e a memória acompanha. Chunking streaming mantém o pico de memória constante: o payload inteiro nunca fica residente.</w:t>
       </w:r>
     </w:p>
     <w:p>
@@ -563,7 +563,7 @@
     </w:p>
     <w:p>
       <w:r>
-        <w:t>Valores estáveis (limiar, taxa, config) são cacheados com $getWorkflowStaticData("global") — calculados 1x e reutilizados nas execuções seguintes, sem repetir chamadas caras. Na segunda execução, o cachedAt não muda.</w:t>
+        <w:t>Valores estáveis (limiar, taxa, config) são cacheados com $getWorkflowStaticData("global") - calculados 1x e reutilizados nas execuções seguintes, sem repetir chamadas caras. Na segunda execução, o cachedAt não muda.</w:t>
       </w:r>
     </w:p>
     <w:p>
@@ -1345,6 +1345,116 @@
         <w:t>Status: desenvolvido · workflows validados e prontos para produção · aguardando homologação. Nenhum workflow foi publicado no n8n nesta etapa. Implementar seguindo o MANUAL-IMPLEMENTACAO.md na raiz da atividade.</w:t>
       </w:r>
     </w:p>
+    <w:p>
+      <w:pPr>
+        <w:pStyle w:val="Heading1"/>
+      </w:pPr>
+      <w:r>
+        <w:rPr>
+          <w:color w:val="8B4513"/>
+        </w:rPr>
+        <w:t>11. Decisoes e tradeoffs</w:t>
+      </w:r>
+    </w:p>
+    <w:p>
+      <w:pPr>
+        <w:pStyle w:val="ListBullet"/>
+      </w:pPr>
+      <w:r>
+        <w:t>Parse 1x na entrada com chunk default de 1000: elimina re-parse dentro de loop. Exige padronizar a entrada como string ou array no Webhook /nos/js-normalizer.</w:t>
+      </w:r>
+    </w:p>
+    <w:p>
+      <w:pPr>
+        <w:pStyle w:val="ListBullet"/>
+      </w:pPr>
+      <w:r>
+        <w:t>Normalizacao O(n) com Set por chave primitiva: payload de 100k itens sai de bilhoes de operacoes para centenas de milhares. Exige copia minima de campos.</w:t>
+      </w:r>
+    </w:p>
+    <w:p>
+      <w:pPr>
+        <w:pStyle w:val="ListBullet"/>
+      </w:pPr>
+      <w:r>
+        <w:t>Python so com stdlib (collections, itertools, Counter e defaultdict): roda no Code node sem dependencia externa, sem pandas e sem pip.</w:t>
+      </w:r>
+    </w:p>
+    <w:p>
+      <w:pPr>
+        <w:pStyle w:val="ListBullet"/>
+      </w:pPr>
+      <w:r>
+        <w:t>Biblioteca unica 3-lib como fonte da verdade: funcoes chunk, dedupe, aggregate, normalizeStream, memoizeGlobal e toOutput num lugar so. Workflows embutem copias e exigem sincronizar a cada mudanca.</w:t>
+      </w:r>
+    </w:p>
+    <w:p>
+      <w:pPr>
+        <w:pStyle w:val="ListBullet"/>
+      </w:pPr>
+      <w:r>
+        <w:t>Memoizacao com $getWorkflowStaticData global: limiar e config calculados 1x e reutilizados, com risco de defasagem se nao invalidar.</w:t>
+      </w:r>
+    </w:p>
+    <w:p>
+      <w:pPr>
+        <w:pStyle w:val="Heading1"/>
+      </w:pPr>
+      <w:r>
+        <w:rPr>
+          <w:color w:val="8B4513"/>
+        </w:rPr>
+        <w:t>12. Impacto no negocio</w:t>
+      </w:r>
+    </w:p>
+    <w:p>
+      <w:r>
+        <w:t>O sintoma ja visto na atividade 1 com JS timeout de 25 min no ADPLAN e na atividade 2 com payload sem processamento incremental travava importacoes e sincronizacoes ao escalar de 10k para 100k itens. Com streaming, dedupe O(n) e pico abaixo de 2 GB, o mesmo fluxo processa 10 ou 100k itens sem trocar de maquina, com parse unico e codigo unico na 3-lib em vez de copia entre dezenas de workflows. Isso corta tempo de execucao, elimina OOM e event loop bloqueado e reduz custo de manutencao de expressoes inline nao testaveis para padrao com JSONata.</w:t>
+      </w:r>
+    </w:p>
+    <w:p>
+      <w:pPr>
+        <w:pStyle w:val="Heading1"/>
+      </w:pPr>
+      <w:r>
+        <w:rPr>
+          <w:color w:val="8B4513"/>
+        </w:rPr>
+        <w:t>13. Referencias de estudo</w:t>
+      </w:r>
+    </w:p>
+    <w:p>
+      <w:pPr>
+        <w:pStyle w:val="ListBullet"/>
+      </w:pPr>
+      <w:r>
+        <w:t>Curso: JavaScript Performance, estruturas de dados e complexidade, na Alura.</w:t>
+      </w:r>
+    </w:p>
+    <w:p>
+      <w:pPr>
+        <w:pStyle w:val="ListBullet"/>
+      </w:pPr>
+      <w:r>
+        <w:t>Video: JavaScript Event Loop and Memory Explained, no YouTube, canal Fireship.</w:t>
+      </w:r>
+    </w:p>
+    <w:p>
+      <w:pPr>
+        <w:pStyle w:val="ListBullet"/>
+      </w:pPr>
+      <w:r>
+        <w:t>Doc: n8n Docs, Code node JavaScript and Python, na plataforma n8n Docs.</w:t>
+      </w:r>
+    </w:p>
+    <w:p>
+      <w:pPr>
+        <w:pStyle w:val="ListBullet"/>
+      </w:pPr>
+      <w:r>
+        <w:t>Doc: MDN Docs, Map, Set and Array iteration, na plataforma MDN Web Docs.</w:t>
+      </w:r>
+    </w:p>
     <w:sectPr>
       <w:pgSz w:w="12240" w:h="15840"/>
       <w:pgMar w:top="1417" w:right="1701" w:bottom="1417" w:left="1701" w:header="720" w:footer="720" w:gutter="0"/>

--- a/_inbox/PDI/01-orquestracao-corporativa-n8n/atividade-3-payloads-pesados-nos-customizados/7-apresentacao/pdi-nos-customizados-n8n-a3.docx
+++ b/_inbox/PDI/01-orquestracao-corporativa-n8n/atividade-3-payloads-pesados-nos-customizados/7-apresentacao/pdi-nos-customizados-n8n-a3.docx
@@ -1196,7 +1196,7 @@
           </w:tcPr>
           <w:p>
             <w:r>
-              <w:t>Como adaptar nós Code existentes (ADPLAN, PRO ANALISES, CC)</w:t>
+              <w:t>Como adaptar nós Code existentes (ADPLAN, PRO ANÁLISES, CC)</w:t>
             </w:r>
           </w:p>
         </w:tc>
@@ -1353,7 +1353,7 @@
         <w:rPr>
           <w:color w:val="8B4513"/>
         </w:rPr>
-        <w:t>11. Decisoes e tradeoffs</w:t>
+        <w:t>11. Decisões e tradeoffs</w:t>
       </w:r>
     </w:p>
     <w:p>
@@ -1369,7 +1369,7 @@
         <w:pStyle w:val="ListBullet"/>
       </w:pPr>
       <w:r>
-        <w:t>Normalizacao O(n) com Set por chave primitiva: payload de 100k itens sai de bilhoes de operacoes para centenas de milhares. Exige copia minima de campos.</w:t>
+        <w:t>Normalização O(n) com Set por chave primitiva: payload de 100k itens sai de bilhões de operações para centenas de milhares. Exige cópia mínima de campos.</w:t>
       </w:r>
     </w:p>
     <w:p>
@@ -1377,7 +1377,7 @@
         <w:pStyle w:val="ListBullet"/>
       </w:pPr>
       <w:r>
-        <w:t>Python so com stdlib (collections, itertools, Counter e defaultdict): roda no Code node sem dependencia externa, sem pandas e sem pip.</w:t>
+        <w:t>Python só com stdlib (collections, itertools, Counter e defaultdict): roda no Code node sem dependência externa, sem pandas e sem pip.</w:t>
       </w:r>
     </w:p>
     <w:p>
@@ -1385,7 +1385,7 @@
         <w:pStyle w:val="ListBullet"/>
       </w:pPr>
       <w:r>
-        <w:t>Biblioteca unica 3-lib como fonte da verdade: funcoes chunk, dedupe, aggregate, normalizeStream, memoizeGlobal e toOutput num lugar so. Workflows embutem copias e exigem sincronizar a cada mudanca.</w:t>
+        <w:t>Biblioteca única 3-lib como fonte da verdade: funções chunk, dedupe, aggregate, normalizeStream, memoizeGlobal e toOutput num lugar só. Workflows embutem cópias e exigem sincronizar a cada mudança.</w:t>
       </w:r>
     </w:p>
     <w:p>
@@ -1393,7 +1393,7 @@
         <w:pStyle w:val="ListBullet"/>
       </w:pPr>
       <w:r>
-        <w:t>Memoizacao com $getWorkflowStaticData global: limiar e config calculados 1x e reutilizados, com risco de defasagem se nao invalidar.</w:t>
+        <w:t>Memoização com $getWorkflowStaticData global: limiar e config calculados 1x e reutilizados, com risco de defasagem se não invalidar.</w:t>
       </w:r>
     </w:p>
     <w:p>
@@ -1404,12 +1404,12 @@
         <w:rPr>
           <w:color w:val="8B4513"/>
         </w:rPr>
-        <w:t>12. Impacto no negocio</w:t>
+        <w:t>12. Impacto no negócio</w:t>
       </w:r>
     </w:p>
     <w:p>
       <w:r>
-        <w:t>O sintoma ja visto na atividade 1 com JS timeout de 25 min no ADPLAN e na atividade 2 com payload sem processamento incremental travava importacoes e sincronizacoes ao escalar de 10k para 100k itens. Com streaming, dedupe O(n) e pico abaixo de 2 GB, o mesmo fluxo processa 10 ou 100k itens sem trocar de maquina, com parse unico e codigo unico na 3-lib em vez de copia entre dezenas de workflows. Isso corta tempo de execucao, elimina OOM e event loop bloqueado e reduz custo de manutencao de expressoes inline nao testaveis para padrao com JSONata.</w:t>
+        <w:t>O sintoma já visto na atividade 1 com JS timeout de 25 min no ADPLAN e na atividade 2 com payload sem processamento incremental travava importações e sincronizações ao escalar de 10k para 100k itens. Com streaming, dedupe O(n) e pico abaixo de 2 GB, o mesmo fluxo processa 10 ou 100k itens sem trocar de máquina, com parse único e código único na 3-lib em vez de cópia entre dezenas de workflows. Isso corta tempo de execução, elimina OOM e event loop bloqueado e reduz custo de manutenção de expressões inline não testáveis para padrão com JSONata.</w:t>
       </w:r>
     </w:p>
     <w:p>
@@ -1420,7 +1420,7 @@
         <w:rPr>
           <w:color w:val="8B4513"/>
         </w:rPr>
-        <w:t>13. Referencias de estudo</w:t>
+        <w:t>13. Referências de estudo</w:t>
       </w:r>
     </w:p>
     <w:p>
@@ -1436,7 +1436,7 @@
         <w:pStyle w:val="ListBullet"/>
       </w:pPr>
       <w:r>
-        <w:t>Video: JavaScript Event Loop and Memory Explained, no YouTube, canal Fireship.</w:t>
+        <w:t>Vídeo: JavaScript Event Loop and Memory Explained, no YouTube, canal Fireship.</w:t>
       </w:r>
     </w:p>
     <w:p>
